--- a/docs/manuales/Guia_Solicitudes.docx
+++ b/docs/manuales/Guia_Solicitudes.docx
@@ -80,7 +80,7 @@
           <w:color w:val="56648F"/>
           <w:sz w:val="21"/>
         </w:rPr>
-        <w:t>Versión 1.0   ·   23/07/2026</w:t>
+        <w:t>Versión 1.1   ·   23/07/2026</w:t>
       </w:r>
     </w:p>
     <w:p/>
@@ -249,6 +249,39 @@
           <w:color w:val="00285A"/>
           <w:sz w:val="23"/>
         </w:rPr>
+        <w:t>Prioridad</w:t>
+      </w:r>
+    </w:p>
+    <w:p>
+      <w:r>
+        <w:rPr>
+          <w:b/>
+          <w:color w:val="1C54F4"/>
+          <w:sz w:val="21"/>
+        </w:rPr>
+        <w:t>Qué ingresar:</w:t>
+      </w:r>
+    </w:p>
+    <w:p>
+      <w:r>
+        <w:t>Definir la urgencia de la solicitud: Baja, Media, Alta o Urgente.</w:t>
+      </w:r>
+    </w:p>
+    <w:p>
+      <w:r>
+        <w:rPr>
+          <w:color w:val="C9D6F0"/>
+        </w:rPr>
+        <w:t>──────────────────────────────────────────────</w:t>
+      </w:r>
+    </w:p>
+    <w:p>
+      <w:r>
+        <w:rPr>
+          <w:b/>
+          <w:color w:val="00285A"/>
+          <w:sz w:val="23"/>
+        </w:rPr>
         <w:t>Formulario (Oficinas)</w:t>
       </w:r>
     </w:p>
@@ -264,7 +297,7 @@
     </w:p>
     <w:p>
       <w:r>
-        <w:t>Se completa por tarjetas: Solicitud, Datos Comerciales, Ubicación, Superficies, Características, Equipamiento (checkboxes), Descripción, Condiciones Comerciales, Documentación y Marketing.</w:t>
+        <w:t>Se completa por tarjetas: Datos de la Solicitud (Prioridad + Fecha de requerimiento), Datos Generales (Tipo de transacción), Ubicación, Superficies y Dimensiones, Características Particulares, Equipamiento y Servicios (checkboxes), Descripción General, Condiciones Comerciales (Cuenta y Propietario) y Documentación y Marketing.</w:t>
       </w:r>
     </w:p>
     <w:p>

--- a/docs/manuales/Guia_Solicitudes.docx
+++ b/docs/manuales/Guia_Solicitudes.docx
@@ -80,7 +80,7 @@
           <w:color w:val="56648F"/>
           <w:sz w:val="21"/>
         </w:rPr>
-        <w:t>Versión 1.1   ·   23/07/2026</w:t>
+        <w:t>Versión 1.2   ·   23/07/2026</w:t>
       </w:r>
     </w:p>
     <w:p/>
@@ -282,7 +282,7 @@
           <w:color w:val="00285A"/>
           <w:sz w:val="23"/>
         </w:rPr>
-        <w:t>Formulario (Oficinas)</w:t>
+        <w:t>Inmueble asociado</w:t>
       </w:r>
     </w:p>
     <w:p>
@@ -297,7 +297,139 @@
     </w:p>
     <w:p>
       <w:r>
-        <w:t>Se completa por tarjetas: Datos de la Solicitud (Prioridad + Fecha de requerimiento), Datos Generales (Tipo de transacción), Ubicación, Superficies y Dimensiones, Características Particulares, Equipamiento y Servicios (checkboxes), Descripción General, Condiciones Comerciales (Cuenta y Propietario) y Documentación y Marketing.</w:t>
+        <w:t>Buscar el inmueble con el buscador inteligente. Si no existe, usar '+ Crear nuevo inmueble' (solo pide Dirección y Tipo). Al enviar la solicitud, el sistema ofrece continuar completando la ficha del inmueble.</w:t>
+      </w:r>
+    </w:p>
+    <w:p>
+      <w:r>
+        <w:rPr>
+          <w:color w:val="C9D6F0"/>
+        </w:rPr>
+        <w:t>──────────────────────────────────────────────</w:t>
+      </w:r>
+    </w:p>
+    <w:p>
+      <w:r>
+        <w:rPr>
+          <w:b/>
+          <w:color w:val="00285A"/>
+          <w:sz w:val="23"/>
+        </w:rPr>
+        <w:t>Tipo de transacción</w:t>
+      </w:r>
+    </w:p>
+    <w:p>
+      <w:r>
+        <w:rPr>
+          <w:b/>
+          <w:color w:val="1C54F4"/>
+          <w:sz w:val="21"/>
+        </w:rPr>
+        <w:t>Qué ingresar:</w:t>
+      </w:r>
+    </w:p>
+    <w:p>
+      <w:r>
+        <w:t>Alquiler, Venta o Ambas. Según lo elegido, en Condiciones Comerciales aparecen solo los precios que correspondan (alquiler y/o venta).</w:t>
+      </w:r>
+    </w:p>
+    <w:p>
+      <w:r>
+        <w:rPr>
+          <w:color w:val="C9D6F0"/>
+        </w:rPr>
+        <w:t>──────────────────────────────────────────────</w:t>
+      </w:r>
+    </w:p>
+    <w:p>
+      <w:r>
+        <w:rPr>
+          <w:b/>
+          <w:color w:val="00285A"/>
+          <w:sz w:val="23"/>
+        </w:rPr>
+        <w:t>Equipamiento y Servicios</w:t>
+      </w:r>
+    </w:p>
+    <w:p>
+      <w:r>
+        <w:rPr>
+          <w:b/>
+          <w:color w:val="1C54F4"/>
+          <w:sz w:val="21"/>
+        </w:rPr>
+        <w:t>Qué ingresar:</w:t>
+      </w:r>
+    </w:p>
+    <w:p>
+      <w:r>
+        <w:t>Para cada servicio (aire acondicionado, ascensor, seguridad, etc.) marcar Sí o No, indicando si el edificio cuenta con él.</w:t>
+      </w:r>
+    </w:p>
+    <w:p>
+      <w:r>
+        <w:rPr>
+          <w:color w:val="C9D6F0"/>
+        </w:rPr>
+        <w:t>──────────────────────────────────────────────</w:t>
+      </w:r>
+    </w:p>
+    <w:p>
+      <w:r>
+        <w:rPr>
+          <w:b/>
+          <w:color w:val="00285A"/>
+          <w:sz w:val="23"/>
+        </w:rPr>
+        <w:t>Ejecutivo(s) Comercial(es) a cargo</w:t>
+      </w:r>
+    </w:p>
+    <w:p>
+      <w:r>
+        <w:rPr>
+          <w:b/>
+          <w:color w:val="1C54F4"/>
+          <w:sz w:val="21"/>
+        </w:rPr>
+        <w:t>Qué ingresar:</w:t>
+      </w:r>
+    </w:p>
+    <w:p>
+      <w:r>
+        <w:t>El usuario que crea la solicitud queda asignado automáticamente como primer ejecutivo. Se pueden agregar hasta 2 ejecutivos adicionales con el selector predictivo.</w:t>
+      </w:r>
+    </w:p>
+    <w:p>
+      <w:r>
+        <w:rPr>
+          <w:color w:val="C9D6F0"/>
+        </w:rPr>
+        <w:t>──────────────────────────────────────────────</w:t>
+      </w:r>
+    </w:p>
+    <w:p>
+      <w:r>
+        <w:rPr>
+          <w:b/>
+          <w:color w:val="00285A"/>
+          <w:sz w:val="23"/>
+        </w:rPr>
+        <w:t>Descripción general</w:t>
+      </w:r>
+    </w:p>
+    <w:p>
+      <w:r>
+        <w:rPr>
+          <w:b/>
+          <w:color w:val="1C54F4"/>
+          <w:sz w:val="21"/>
+        </w:rPr>
+        <w:t>Qué ingresar:</w:t>
+      </w:r>
+    </w:p>
+    <w:p>
+      <w:r>
+        <w:t>Describir el edificio y el entorno. Este texto se usa para la publicación y la ficha.</w:t>
       </w:r>
     </w:p>
     <w:p>
@@ -330,7 +462,7 @@
     </w:p>
     <w:p>
       <w:r>
-        <w:t>Agregar enlaces indicando el tipo: Foto, PDF, Plano, DWG o URL SharePoint.</w:t>
+        <w:t>Agregar todos los elementos necesarios indicando el tipo: Fotografías, Planos, Brochure, Video, Tour Virtual, Render u Otro. Se pueden sumar varios.</w:t>
       </w:r>
     </w:p>
     <w:p>

--- a/docs/manuales/Guia_Solicitudes.docx
+++ b/docs/manuales/Guia_Solicitudes.docx
@@ -80,7 +80,7 @@
           <w:color w:val="56648F"/>
           <w:sz w:val="21"/>
         </w:rPr>
-        <w:t>Versión 1.2   ·   23/07/2026</w:t>
+        <w:t>Versión 1.3   ·   23/07/2026</w:t>
       </w:r>
     </w:p>
     <w:p/>
@@ -397,6 +397,72 @@
     <w:p>
       <w:r>
         <w:t>El usuario que crea la solicitud queda asignado automáticamente como primer ejecutivo. Se pueden agregar hasta 2 ejecutivos adicionales con el selector predictivo.</w:t>
+      </w:r>
+    </w:p>
+    <w:p>
+      <w:r>
+        <w:rPr>
+          <w:color w:val="C9D6F0"/>
+        </w:rPr>
+        <w:t>──────────────────────────────────────────────</w:t>
+      </w:r>
+    </w:p>
+    <w:p>
+      <w:r>
+        <w:rPr>
+          <w:b/>
+          <w:color w:val="00285A"/>
+          <w:sz w:val="23"/>
+        </w:rPr>
+        <w:t>Superficies</w:t>
+      </w:r>
+    </w:p>
+    <w:p>
+      <w:r>
+        <w:rPr>
+          <w:b/>
+          <w:color w:val="1C54F4"/>
+          <w:sz w:val="21"/>
+        </w:rPr>
+        <w:t>Qué ingresar:</w:t>
+      </w:r>
+    </w:p>
+    <w:p>
+      <w:r>
+        <w:t>La Superficie Total debe ser mayor o igual a la Superficie Cubierta (pueden ser iguales). No se permiten valores negativos ni una superficie total en cero. Si no se cumple, el sistema resalta los campos y no deja enviar.</w:t>
+      </w:r>
+    </w:p>
+    <w:p>
+      <w:r>
+        <w:rPr>
+          <w:color w:val="C9D6F0"/>
+        </w:rPr>
+        <w:t>──────────────────────────────────────────────</w:t>
+      </w:r>
+    </w:p>
+    <w:p>
+      <w:r>
+        <w:rPr>
+          <w:b/>
+          <w:color w:val="00285A"/>
+          <w:sz w:val="23"/>
+        </w:rPr>
+        <w:t>Fecha de requerimiento / entrega</w:t>
+      </w:r>
+    </w:p>
+    <w:p>
+      <w:r>
+        <w:rPr>
+          <w:b/>
+          <w:color w:val="1C54F4"/>
+          <w:sz w:val="21"/>
+        </w:rPr>
+        <w:t>Qué ingresar:</w:t>
+      </w:r>
+    </w:p>
+    <w:p>
+      <w:r>
+        <w:t>La fecha comprometida que se ingresa en el formulario se muestra luego como 'Fecha de entrega' en el panel lateral de la solicitud.</w:t>
       </w:r>
     </w:p>
     <w:p>

--- a/docs/manuales/Guia_Solicitudes.docx
+++ b/docs/manuales/Guia_Solicitudes.docx
@@ -80,7 +80,7 @@
           <w:color w:val="56648F"/>
           <w:sz w:val="21"/>
         </w:rPr>
-        <w:t>Versión 1.3   ·   23/07/2026</w:t>
+        <w:t>Versión 1.4   ·   23/07/2026</w:t>
       </w:r>
     </w:p>
     <w:p/>
@@ -231,7 +231,7 @@
     </w:p>
     <w:p>
       <w:r>
-        <w:t>Seleccionar un Contacto existente (no se escribe texto libre).</w:t>
+        <w:t>Obligatorio y siempre asociado a un Contacto de Nexus (no se admite texto libre). Buscar el contacto; si no existe, usar '+ Crear nuevo contacto' (pide datos mínimos) y queda vinculado como propietario. Al enviar, el sistema ofrece completar luego la ficha del contacto.</w:t>
       </w:r>
     </w:p>
     <w:p>

--- a/docs/manuales/Guia_Solicitudes.docx
+++ b/docs/manuales/Guia_Solicitudes.docx
@@ -80,7 +80,7 @@
           <w:color w:val="56648F"/>
           <w:sz w:val="21"/>
         </w:rPr>
-        <w:t>Versión 1.4   ·   23/07/2026</w:t>
+        <w:t>Versión 1.5   ·   23/07/2026</w:t>
       </w:r>
     </w:p>
     <w:p/>
@@ -364,6 +364,39 @@
     <w:p>
       <w:r>
         <w:t>Para cada servicio (aire acondicionado, ascensor, seguridad, etc.) marcar Sí o No, indicando si el edificio cuenta con él.</w:t>
+      </w:r>
+    </w:p>
+    <w:p>
+      <w:r>
+        <w:rPr>
+          <w:color w:val="C9D6F0"/>
+        </w:rPr>
+        <w:t>──────────────────────────────────────────────</w:t>
+      </w:r>
+    </w:p>
+    <w:p>
+      <w:r>
+        <w:rPr>
+          <w:b/>
+          <w:color w:val="00285A"/>
+          <w:sz w:val="23"/>
+        </w:rPr>
+        <w:t>Especificaciones de los equipos</w:t>
+      </w:r>
+    </w:p>
+    <w:p>
+      <w:r>
+        <w:rPr>
+          <w:b/>
+          <w:color w:val="1C54F4"/>
+          <w:sz w:val="21"/>
+        </w:rPr>
+        <w:t>Qué ingresar:</w:t>
+      </w:r>
+    </w:p>
+    <w:p>
+      <w:r>
+        <w:t>Campo de texto libre y opcional, debajo de Equipamiento y Servicios. Detallar características técnicas que no se representan con Sí/No (tipo de aire, capacidad del grupo electrógeno, cantidad de ascensores, certificaciones, etc.). Admite varias líneas y se incluye en el PDF.</w:t>
       </w:r>
     </w:p>
     <w:p>

--- a/docs/manuales/Guia_Solicitudes.docx
+++ b/docs/manuales/Guia_Solicitudes.docx
@@ -80,7 +80,7 @@
           <w:color w:val="56648F"/>
           <w:sz w:val="21"/>
         </w:rPr>
-        <w:t>Versión 1.5   ·   23/07/2026</w:t>
+        <w:t>Versión 1.6   ·   23/07/2026</w:t>
       </w:r>
     </w:p>
     <w:p/>
@@ -132,7 +132,7 @@
     </w:p>
     <w:p>
       <w:r>
-        <w:t>Abre el catálogo de servicios. Elegí el servicio (por ahora: Ficha y Publicaciones – Oficinas).</w:t>
+        <w:t>El alta se hace en dos pasos: 1) elegir el Servicio (por ahora 'Ficha y Publicaciones'); 2) elegir el Tipo de inmueble (Oficinas, Retail o Industria y Logística). En esta etapa solo está disponible Oficinas; el resto figura como 'Próximamente'. Según la opción elegida se abre el formulario correspondiente.</w:t>
       </w:r>
     </w:p>
     <w:p>

--- a/docs/manuales/Guia_Solicitudes.docx
+++ b/docs/manuales/Guia_Solicitudes.docx
@@ -80,7 +80,7 @@
           <w:color w:val="56648F"/>
           <w:sz w:val="21"/>
         </w:rPr>
-        <w:t>Versión 1.6   ·   23/07/2026</w:t>
+        <w:t>Versión 1.7   ·   23/07/2026</w:t>
       </w:r>
     </w:p>
     <w:p/>
@@ -133,6 +133,39 @@
     <w:p>
       <w:r>
         <w:t>El alta se hace en dos pasos: 1) elegir el Servicio (por ahora 'Ficha y Publicaciones'); 2) elegir el Tipo de inmueble (Oficinas, Retail o Industria y Logística). En esta etapa solo está disponible Oficinas; el resto figura como 'Próximamente'. Según la opción elegida se abre el formulario correspondiente.</w:t>
+      </w:r>
+    </w:p>
+    <w:p>
+      <w:r>
+        <w:rPr>
+          <w:color w:val="C9D6F0"/>
+        </w:rPr>
+        <w:t>──────────────────────────────────────────────</w:t>
+      </w:r>
+    </w:p>
+    <w:p>
+      <w:r>
+        <w:rPr>
+          <w:b/>
+          <w:color w:val="00285A"/>
+          <w:sz w:val="23"/>
+        </w:rPr>
+        <w:t>Carga guiada (wizard)</w:t>
+      </w:r>
+    </w:p>
+    <w:p>
+      <w:r>
+        <w:rPr>
+          <w:b/>
+          <w:color w:val="1C54F4"/>
+          <w:sz w:val="21"/>
+        </w:rPr>
+        <w:t>Qué ingresar:</w:t>
+      </w:r>
+    </w:p>
+    <w:p>
+      <w:r>
+        <w:t>El formulario de 'Ficha y Publicaciones – Oficinas' se completa en pasos, con la misma experiencia que el alta de Oficinas: 1) Información General, 2) Información Comercial, 3) Características, 4) Marketing, 5) Revisión y 6) Confirmación. Arriba se ve una barra de progreso; se avanza con 'Siguiente' y se puede volver con 'Atrás' sin perder datos. Cada paso valida solo sus campos obligatorios; no deja avanzar si faltan. En Revisión se ve el resumen y se puede volver a cualquier paso para corregir; al 'Finalizar' se genera la solicitud, el PDF, el historial y el aviso al responsable, y aparece la pantalla de confirmación con el número de solicitud.</w:t>
       </w:r>
     </w:p>
     <w:p>

--- a/docs/manuales/Guia_Solicitudes.docx
+++ b/docs/manuales/Guia_Solicitudes.docx
@@ -68,7 +68,7 @@
           <w:color w:val="00285A"/>
           <w:sz w:val="40"/>
         </w:rPr>
-        <w:t>Manual de Usuario - Centro de Solicitudes</w:t>
+        <w:t>Manual de Usuario - Actividades de Marketing &amp; Research</w:t>
       </w:r>
     </w:p>
     <w:p>
@@ -80,7 +80,7 @@
           <w:color w:val="56648F"/>
           <w:sz w:val="21"/>
         </w:rPr>
-        <w:t>Versión 1.7   ·   23/07/2026</w:t>
+        <w:t>Versión 2.0   ·   21/08/2026</w:t>
       </w:r>
     </w:p>
     <w:p/>
@@ -96,7 +96,7 @@
     </w:p>
     <w:p>
       <w:r>
-        <w:t>Centraliza las solicitudes internas de todas las áreas de Colliers. Cada servicio tiene su propio formulario; el primero disponible es 'Ficha y Publicaciones – Oficinas'. Al enviar se genera un Ticket, se puede descargar un PDF corporativo y se notifica al responsable.</w:t>
+        <w:t>Es el lugar desde donde se piden los trabajos a Marketing &amp; Research (fichas, publicaciones y demás actividades del área). Se completa primero un Formulario Base con los datos comunes y luego el formulario específico de la actividad elegida. Al enviar se genera un Ticket, se puede descargar un PDF corporativo y se notifica al responsable.</w:t>
       </w:r>
     </w:p>
     <w:p/>
@@ -117,7 +117,7 @@
           <w:color w:val="00285A"/>
           <w:sz w:val="23"/>
         </w:rPr>
-        <w:t>Nueva Solicitud</w:t>
+        <w:t>Formulario Base</w:t>
       </w:r>
     </w:p>
     <w:p>
@@ -132,7 +132,7 @@
     </w:p>
     <w:p>
       <w:r>
-        <w:t>El alta se hace en dos pasos: 1) elegir el Servicio (por ahora 'Ficha y Publicaciones'); 2) elegir el Tipo de inmueble (Oficinas, Retail o Industria y Logística). En esta etapa solo está disponible Oficinas; el resto figura como 'Próximamente'. Según la opción elegida se abre el formulario correspondiente.</w:t>
+        <w:t>Toda solicitud arranca por el Formulario Base. Ahí se cargan los datos comunes a cualquier actividad; después se continúa al formulario específico, que ya no vuelve a pedirlos.</w:t>
       </w:r>
     </w:p>
     <w:p>
@@ -150,7 +150,7 @@
           <w:color w:val="00285A"/>
           <w:sz w:val="23"/>
         </w:rPr>
-        <w:t>Carga guiada (wizard)</w:t>
+        <w:t>Tipo de actividad</w:t>
       </w:r>
     </w:p>
     <w:p>
@@ -165,7 +165,7 @@
     </w:p>
     <w:p>
       <w:r>
-        <w:t>El formulario de 'Ficha y Publicaciones – Oficinas' se completa en pasos, con la misma experiencia que el alta de Oficinas: 1) Información General, 2) Información Comercial, 3) Características, 4) Marketing, 5) Revisión y 6) Confirmación. Arriba se ve una barra de progreso; se avanza con 'Siguiente' y se puede volver con 'Atrás' sin perder datos. Cada paso valida solo sus campos obligatorios; no deja avanzar si faltan. En Revisión se ve el resumen y se puede volver a cualquier paso para corregir; al 'Finalizar' se genera la solicitud, el PDF, el historial y el aviso al responsable, y aparece la pantalla de confirmación con el número de solicitud.</w:t>
+        <w:t>Qué ingresar: elegir la actividad de Marketing &amp; Research que se necesita (por ejemplo, Ficha y Publicaciones – Oficinas). Arranca en 'Seleccionar' y define a qué formulario específico se continúa.</w:t>
       </w:r>
     </w:p>
     <w:p>
@@ -183,7 +183,7 @@
           <w:color w:val="00285A"/>
           <w:sz w:val="23"/>
         </w:rPr>
-        <w:t>Datos automáticos</w:t>
+        <w:t>Prioridad</w:t>
       </w:r>
     </w:p>
     <w:p>
@@ -198,7 +198,7 @@
     </w:p>
     <w:p>
       <w:r>
-        <w:t>Solicitante, Broker y Fecha se toman solos del usuario logueado; no hay que cargarlos.</w:t>
+        <w:t>Qué ingresar: la urgencia de la solicitud: Baja, Media o Alta.</w:t>
       </w:r>
     </w:p>
     <w:p>
@@ -231,7 +231,7 @@
     </w:p>
     <w:p>
       <w:r>
-        <w:t>Buscar la cuenta con el buscador inteligente. Si no existe, se puede crear en el momento (mismo flujo que en el resto de Nexus).</w:t>
+        <w:t>Qué ingresar: buscar la cuenta con el buscador inteligente. Es opcional, pero conviene indicarla para que el equipo tenga contexto.</w:t>
       </w:r>
     </w:p>
     <w:p>
@@ -249,7 +249,7 @@
           <w:color w:val="00285A"/>
           <w:sz w:val="23"/>
         </w:rPr>
-        <w:t>Propietario</w:t>
+        <w:t>Contacto</w:t>
       </w:r>
     </w:p>
     <w:p>
@@ -264,7 +264,7 @@
     </w:p>
     <w:p>
       <w:r>
-        <w:t>Obligatorio y siempre asociado a un Contacto de Nexus (no se admite texto libre). Buscar el contacto; si no existe, usar '+ Crear nuevo contacto' (pide datos mínimos) y queda vinculado como propietario. Al enviar, el sistema ofrece completar luego la ficha del contacto.</w:t>
+        <w:t>Qué ingresar: buscar la persona de contacto. Si se elige un contacto que ya tiene cuenta, la cuenta se completa sola.</w:t>
       </w:r>
     </w:p>
     <w:p>
@@ -282,7 +282,7 @@
           <w:color w:val="00285A"/>
           <w:sz w:val="23"/>
         </w:rPr>
-        <w:t>Prioridad</w:t>
+        <w:t>Oportunidad</w:t>
       </w:r>
     </w:p>
     <w:p>
@@ -297,7 +297,7 @@
     </w:p>
     <w:p>
       <w:r>
-        <w:t>Definir la urgencia de la solicitud: Baja, Media, Alta o Urgente.</w:t>
+        <w:t>Qué ingresar: si el pedido corresponde a una oportunidad vigente de esa cuenta, elegirla de la lista.</w:t>
       </w:r>
     </w:p>
     <w:p>
@@ -315,7 +315,7 @@
           <w:color w:val="00285A"/>
           <w:sz w:val="23"/>
         </w:rPr>
-        <w:t>Inmueble asociado</w:t>
+        <w:t>Unidad de negocio</w:t>
       </w:r>
     </w:p>
     <w:p>
@@ -330,7 +330,238 @@
     </w:p>
     <w:p>
       <w:r>
-        <w:t>Buscar el inmueble con el buscador inteligente. Si no existe, usar '+ Crear nuevo inmueble' (solo pide Dirección y Tipo). Al enviar la solicitud, el sistema ofrece continuar completando la ficha del inmueble.</w:t>
+        <w:t>Qué ingresar: Oficinas, Industrias, Retail, Terrenos, SPS, Valuaciones, Consultorías o Desinversión. Si el usuario tiene una sola unidad, viene cargada; si tiene varias, aparecen primero las suyas para elegir.</w:t>
+      </w:r>
+    </w:p>
+    <w:p>
+      <w:r>
+        <w:rPr>
+          <w:color w:val="C9D6F0"/>
+        </w:rPr>
+        <w:t>──────────────────────────────────────────────</w:t>
+      </w:r>
+    </w:p>
+    <w:p>
+      <w:r>
+        <w:rPr>
+          <w:b/>
+          <w:color w:val="00285A"/>
+          <w:sz w:val="23"/>
+        </w:rPr>
+        <w:t>Comentarios</w:t>
+      </w:r>
+    </w:p>
+    <w:p>
+      <w:r>
+        <w:rPr>
+          <w:b/>
+          <w:color w:val="1C54F4"/>
+          <w:sz w:val="21"/>
+        </w:rPr>
+        <w:t>Qué ingresar:</w:t>
+      </w:r>
+    </w:p>
+    <w:p>
+      <w:r>
+        <w:t>Qué ingresar: opcional. Cualquier comentario o información adicional para Marketing &amp; Research.</w:t>
+      </w:r>
+    </w:p>
+    <w:p>
+      <w:r>
+        <w:rPr>
+          <w:color w:val="C9D6F0"/>
+        </w:rPr>
+        <w:t>──────────────────────────────────────────────</w:t>
+      </w:r>
+    </w:p>
+    <w:p>
+      <w:r>
+        <w:rPr>
+          <w:b/>
+          <w:color w:val="00285A"/>
+          <w:sz w:val="23"/>
+        </w:rPr>
+        <w:t>Fecha de solicitud</w:t>
+      </w:r>
+    </w:p>
+    <w:p>
+      <w:r>
+        <w:rPr>
+          <w:b/>
+          <w:color w:val="1C54F4"/>
+          <w:sz w:val="21"/>
+        </w:rPr>
+        <w:t>Qué ingresar:</w:t>
+      </w:r>
+    </w:p>
+    <w:p>
+      <w:r>
+        <w:t>Se completa sola con la fecha del día. No hay que cargarla.</w:t>
+      </w:r>
+    </w:p>
+    <w:p>
+      <w:r>
+        <w:rPr>
+          <w:color w:val="C9D6F0"/>
+        </w:rPr>
+        <w:t>──────────────────────────────────────────────</w:t>
+      </w:r>
+    </w:p>
+    <w:p>
+      <w:r>
+        <w:rPr>
+          <w:b/>
+          <w:color w:val="00285A"/>
+          <w:sz w:val="23"/>
+        </w:rPr>
+        <w:t>Fecha de vencimiento</w:t>
+      </w:r>
+    </w:p>
+    <w:p>
+      <w:r>
+        <w:rPr>
+          <w:b/>
+          <w:color w:val="1C54F4"/>
+          <w:sz w:val="21"/>
+        </w:rPr>
+        <w:t>Qué ingresar:</w:t>
+      </w:r>
+    </w:p>
+    <w:p>
+      <w:r>
+        <w:t>Se calcula sola según el tipo de actividad, contando días hábiles (no cuenta sábados ni domingos). Para Ficha son 3 días hábiles: si se pide un lunes, vence el jueves. Si la actividad todavía no tiene plazo definido, queda sin fecha.</w:t>
+      </w:r>
+    </w:p>
+    <w:p>
+      <w:r>
+        <w:rPr>
+          <w:color w:val="C9D6F0"/>
+        </w:rPr>
+        <w:t>──────────────────────────────────────────────</w:t>
+      </w:r>
+    </w:p>
+    <w:p>
+      <w:r>
+        <w:rPr>
+          <w:b/>
+          <w:color w:val="00285A"/>
+          <w:sz w:val="23"/>
+        </w:rPr>
+        <w:t>Solicitada por</w:t>
+      </w:r>
+    </w:p>
+    <w:p>
+      <w:r>
+        <w:rPr>
+          <w:b/>
+          <w:color w:val="1C54F4"/>
+          <w:sz w:val="21"/>
+        </w:rPr>
+        <w:t>Qué ingresar:</w:t>
+      </w:r>
+    </w:p>
+    <w:p>
+      <w:r>
+        <w:t>Se completa sola con el usuario logueado y no se puede modificar.</w:t>
+      </w:r>
+    </w:p>
+    <w:p>
+      <w:r>
+        <w:rPr>
+          <w:color w:val="C9D6F0"/>
+        </w:rPr>
+        <w:t>──────────────────────────────────────────────</w:t>
+      </w:r>
+    </w:p>
+    <w:p>
+      <w:r>
+        <w:rPr>
+          <w:b/>
+          <w:color w:val="00285A"/>
+          <w:sz w:val="23"/>
+        </w:rPr>
+        <w:t>Formulario específico (carga guiada)</w:t>
+      </w:r>
+    </w:p>
+    <w:p>
+      <w:r>
+        <w:rPr>
+          <w:b/>
+          <w:color w:val="1C54F4"/>
+          <w:sz w:val="21"/>
+        </w:rPr>
+        <w:t>Qué ingresar:</w:t>
+      </w:r>
+    </w:p>
+    <w:p>
+      <w:r>
+        <w:t>Al continuar se abre el formulario de la actividad elegida, en pasos: 1) Información General, 2) Información Comercial, 3) Contenido, 4) Características, 5) Comentarios y 6) Revisión. Se avanza con 'Siguiente' y se vuelve con 'Atrás' sin perder datos. Cada paso valida sus obligatorios. Los datos ya cargados en el Formulario Base no se vuelven a pedir.</w:t>
+      </w:r>
+    </w:p>
+    <w:p>
+      <w:r>
+        <w:rPr>
+          <w:color w:val="C9D6F0"/>
+        </w:rPr>
+        <w:t>──────────────────────────────────────────────</w:t>
+      </w:r>
+    </w:p>
+    <w:p>
+      <w:r>
+        <w:rPr>
+          <w:b/>
+          <w:color w:val="00285A"/>
+          <w:sz w:val="23"/>
+        </w:rPr>
+        <w:t>Solo Ficha o Ficha + Publicación</w:t>
+      </w:r>
+    </w:p>
+    <w:p>
+      <w:r>
+        <w:rPr>
+          <w:b/>
+          <w:color w:val="1C54F4"/>
+          <w:sz w:val="21"/>
+        </w:rPr>
+        <w:t>Qué ingresar:</w:t>
+      </w:r>
+    </w:p>
+    <w:p>
+      <w:r>
+        <w:t>En el paso 3 se puede enviar la solicitud solo como Ficha, o seguir completando para pedir también la Publicación.</w:t>
+      </w:r>
+    </w:p>
+    <w:p>
+      <w:r>
+        <w:rPr>
+          <w:color w:val="C9D6F0"/>
+        </w:rPr>
+        <w:t>──────────────────────────────────────────────</w:t>
+      </w:r>
+    </w:p>
+    <w:p>
+      <w:r>
+        <w:rPr>
+          <w:b/>
+          <w:color w:val="00285A"/>
+          <w:sz w:val="23"/>
+        </w:rPr>
+        <w:t>Cuenta / Propietario / Inmueble</w:t>
+      </w:r>
+    </w:p>
+    <w:p>
+      <w:r>
+        <w:rPr>
+          <w:b/>
+          <w:color w:val="1C54F4"/>
+          <w:sz w:val="21"/>
+        </w:rPr>
+        <w:t>Qué ingresar:</w:t>
+      </w:r>
+    </w:p>
+    <w:p>
+      <w:r>
+        <w:t>El propietario se asocia siempre a un Contacto de Nexus; si no existe se lo puede crear en el momento. Lo mismo con el inmueble ('+ Crear nuevo inmueble', pide Dirección y Tipo).</w:t>
       </w:r>
     </w:p>
     <w:p>
@@ -363,7 +594,40 @@
     </w:p>
     <w:p>
       <w:r>
-        <w:t>Alquiler, Venta o Ambas. Según lo elegido, en Condiciones Comerciales aparecen solo los precios que correspondan (alquiler y/o venta).</w:t>
+        <w:t>Qué ingresar: Alquiler, Venta o Ambas. Según lo elegido aparecen solo los precios que correspondan.</w:t>
+      </w:r>
+    </w:p>
+    <w:p>
+      <w:r>
+        <w:rPr>
+          <w:color w:val="C9D6F0"/>
+        </w:rPr>
+        <w:t>──────────────────────────────────────────────</w:t>
+      </w:r>
+    </w:p>
+    <w:p>
+      <w:r>
+        <w:rPr>
+          <w:b/>
+          <w:color w:val="00285A"/>
+          <w:sz w:val="23"/>
+        </w:rPr>
+        <w:t>Superficies</w:t>
+      </w:r>
+    </w:p>
+    <w:p>
+      <w:r>
+        <w:rPr>
+          <w:b/>
+          <w:color w:val="1C54F4"/>
+          <w:sz w:val="21"/>
+        </w:rPr>
+        <w:t>Qué ingresar:</w:t>
+      </w:r>
+    </w:p>
+    <w:p>
+      <w:r>
+        <w:t>La Superficie Total debe ser mayor o igual a la Superficie Cubierta. No se admiten valores negativos ni total en cero.</w:t>
       </w:r>
     </w:p>
     <w:p>
@@ -396,7 +660,7 @@
     </w:p>
     <w:p>
       <w:r>
-        <w:t>Para cada servicio (aire acondicionado, ascensor, seguridad, etc.) marcar Sí o No, indicando si el edificio cuenta con él.</w:t>
+        <w:t>Para cada servicio (aire acondicionado, ascensor, seguridad, etc.) marcar Sí o No. Debajo, 'Especificaciones de los equipos' permite detallar lo que no se resuelve con Sí/No.</w:t>
       </w:r>
     </w:p>
     <w:p>
@@ -414,7 +678,7 @@
           <w:color w:val="00285A"/>
           <w:sz w:val="23"/>
         </w:rPr>
-        <w:t>Especificaciones de los equipos</w:t>
+        <w:t>Descripción, Documentación y Acciones de Marketing</w:t>
       </w:r>
     </w:p>
     <w:p>
@@ -429,205 +693,7 @@
     </w:p>
     <w:p>
       <w:r>
-        <w:t>Campo de texto libre y opcional, debajo de Equipamiento y Servicios. Detallar características técnicas que no se representan con Sí/No (tipo de aire, capacidad del grupo electrógeno, cantidad de ascensores, certificaciones, etc.). Admite varias líneas y se incluye en el PDF.</w:t>
-      </w:r>
-    </w:p>
-    <w:p>
-      <w:r>
-        <w:rPr>
-          <w:color w:val="C9D6F0"/>
-        </w:rPr>
-        <w:t>──────────────────────────────────────────────</w:t>
-      </w:r>
-    </w:p>
-    <w:p>
-      <w:r>
-        <w:rPr>
-          <w:b/>
-          <w:color w:val="00285A"/>
-          <w:sz w:val="23"/>
-        </w:rPr>
-        <w:t>Ejecutivo(s) Comercial(es) a cargo</w:t>
-      </w:r>
-    </w:p>
-    <w:p>
-      <w:r>
-        <w:rPr>
-          <w:b/>
-          <w:color w:val="1C54F4"/>
-          <w:sz w:val="21"/>
-        </w:rPr>
-        <w:t>Qué ingresar:</w:t>
-      </w:r>
-    </w:p>
-    <w:p>
-      <w:r>
-        <w:t>El usuario que crea la solicitud queda asignado automáticamente como primer ejecutivo. Se pueden agregar hasta 2 ejecutivos adicionales con el selector predictivo.</w:t>
-      </w:r>
-    </w:p>
-    <w:p>
-      <w:r>
-        <w:rPr>
-          <w:color w:val="C9D6F0"/>
-        </w:rPr>
-        <w:t>──────────────────────────────────────────────</w:t>
-      </w:r>
-    </w:p>
-    <w:p>
-      <w:r>
-        <w:rPr>
-          <w:b/>
-          <w:color w:val="00285A"/>
-          <w:sz w:val="23"/>
-        </w:rPr>
-        <w:t>Superficies</w:t>
-      </w:r>
-    </w:p>
-    <w:p>
-      <w:r>
-        <w:rPr>
-          <w:b/>
-          <w:color w:val="1C54F4"/>
-          <w:sz w:val="21"/>
-        </w:rPr>
-        <w:t>Qué ingresar:</w:t>
-      </w:r>
-    </w:p>
-    <w:p>
-      <w:r>
-        <w:t>La Superficie Total debe ser mayor o igual a la Superficie Cubierta (pueden ser iguales). No se permiten valores negativos ni una superficie total en cero. Si no se cumple, el sistema resalta los campos y no deja enviar.</w:t>
-      </w:r>
-    </w:p>
-    <w:p>
-      <w:r>
-        <w:rPr>
-          <w:color w:val="C9D6F0"/>
-        </w:rPr>
-        <w:t>──────────────────────────────────────────────</w:t>
-      </w:r>
-    </w:p>
-    <w:p>
-      <w:r>
-        <w:rPr>
-          <w:b/>
-          <w:color w:val="00285A"/>
-          <w:sz w:val="23"/>
-        </w:rPr>
-        <w:t>Fecha de requerimiento / entrega</w:t>
-      </w:r>
-    </w:p>
-    <w:p>
-      <w:r>
-        <w:rPr>
-          <w:b/>
-          <w:color w:val="1C54F4"/>
-          <w:sz w:val="21"/>
-        </w:rPr>
-        <w:t>Qué ingresar:</w:t>
-      </w:r>
-    </w:p>
-    <w:p>
-      <w:r>
-        <w:t>La fecha comprometida que se ingresa en el formulario se muestra luego como 'Fecha de entrega' en el panel lateral de la solicitud.</w:t>
-      </w:r>
-    </w:p>
-    <w:p>
-      <w:r>
-        <w:rPr>
-          <w:color w:val="C9D6F0"/>
-        </w:rPr>
-        <w:t>──────────────────────────────────────────────</w:t>
-      </w:r>
-    </w:p>
-    <w:p>
-      <w:r>
-        <w:rPr>
-          <w:b/>
-          <w:color w:val="00285A"/>
-          <w:sz w:val="23"/>
-        </w:rPr>
-        <w:t>Descripción general</w:t>
-      </w:r>
-    </w:p>
-    <w:p>
-      <w:r>
-        <w:rPr>
-          <w:b/>
-          <w:color w:val="1C54F4"/>
-          <w:sz w:val="21"/>
-        </w:rPr>
-        <w:t>Qué ingresar:</w:t>
-      </w:r>
-    </w:p>
-    <w:p>
-      <w:r>
-        <w:t>Describir el edificio y el entorno. Este texto se usa para la publicación y la ficha.</w:t>
-      </w:r>
-    </w:p>
-    <w:p>
-      <w:r>
-        <w:rPr>
-          <w:color w:val="C9D6F0"/>
-        </w:rPr>
-        <w:t>──────────────────────────────────────────────</w:t>
-      </w:r>
-    </w:p>
-    <w:p>
-      <w:r>
-        <w:rPr>
-          <w:b/>
-          <w:color w:val="00285A"/>
-          <w:sz w:val="23"/>
-        </w:rPr>
-        <w:t>Documentación</w:t>
-      </w:r>
-    </w:p>
-    <w:p>
-      <w:r>
-        <w:rPr>
-          <w:b/>
-          <w:color w:val="1C54F4"/>
-          <w:sz w:val="21"/>
-        </w:rPr>
-        <w:t>Qué ingresar:</w:t>
-      </w:r>
-    </w:p>
-    <w:p>
-      <w:r>
-        <w:t>Agregar todos los elementos necesarios indicando el tipo: Fotografías, Planos, Brochure, Video, Tour Virtual, Render u Otro. Se pueden sumar varios.</w:t>
-      </w:r>
-    </w:p>
-    <w:p>
-      <w:r>
-        <w:rPr>
-          <w:color w:val="C9D6F0"/>
-        </w:rPr>
-        <w:t>──────────────────────────────────────────────</w:t>
-      </w:r>
-    </w:p>
-    <w:p>
-      <w:r>
-        <w:rPr>
-          <w:b/>
-          <w:color w:val="00285A"/>
-          <w:sz w:val="23"/>
-        </w:rPr>
-        <w:t>Acciones de Marketing</w:t>
-      </w:r>
-    </w:p>
-    <w:p>
-      <w:r>
-        <w:rPr>
-          <w:b/>
-          <w:color w:val="1C54F4"/>
-          <w:sz w:val="21"/>
-        </w:rPr>
-        <w:t>Qué ingresar:</w:t>
-      </w:r>
-    </w:p>
-    <w:p>
-      <w:r>
-        <w:t>Selección múltiple: Ficha técnica, Portales, Campaña Email, Redes Sociales, Cartelería, Video, Tour Virtual, Otro.</w:t>
+        <w:t>Describir el edificio y el entorno, adjuntar los materiales indicando su tipo (fotos, planos, brochure, video, tour virtual, render u otro) y elegir las acciones de marketing necesarias.</w:t>
       </w:r>
     </w:p>
     <w:p>
@@ -660,7 +726,40 @@
     </w:p>
     <w:p>
       <w:r>
-        <w:t>Cada ticket tiene un estado: Pendiente, En proceso o Finalizada. Se puede cambiar desde la ficha del ticket.</w:t>
+        <w:t>Cada ticket tiene un estado: Pendiente, En proceso o Finalizada. Si pasa la fecha de entrega sin finalizarse, se muestra como Vencida.</w:t>
+      </w:r>
+    </w:p>
+    <w:p>
+      <w:r>
+        <w:rPr>
+          <w:color w:val="C9D6F0"/>
+        </w:rPr>
+        <w:t>──────────────────────────────────────────────</w:t>
+      </w:r>
+    </w:p>
+    <w:p>
+      <w:r>
+        <w:rPr>
+          <w:b/>
+          <w:color w:val="00285A"/>
+          <w:sz w:val="23"/>
+        </w:rPr>
+        <w:t>Registrar actividad no es lo mismo</w:t>
+      </w:r>
+    </w:p>
+    <w:p>
+      <w:r>
+        <w:rPr>
+          <w:b/>
+          <w:color w:val="1C54F4"/>
+          <w:sz w:val="21"/>
+        </w:rPr>
+        <w:t>Qué ingresar:</w:t>
+      </w:r>
+    </w:p>
+    <w:p>
+      <w:r>
+        <w:t>El botón 'Registrar actividad' es solo para actividades comerciales (visitas, llamadas, reuniones, propuestas). Los trabajos de Marketing &amp; Research se piden únicamente desde este módulo.</w:t>
       </w:r>
     </w:p>
     <w:p/>
@@ -688,6 +787,14 @@
       </w:pPr>
       <w:r>
         <w:t>Se crea el Ticket (por ejemplo, Solicitud #000001) con estado Pendiente.</w:t>
+      </w:r>
+    </w:p>
+    <w:p>
+      <w:pPr>
+        <w:pStyle w:val="ListBullet"/>
+      </w:pPr>
+      <w:r>
+        <w:t>La solicitud guarda en un solo registro los datos del Formulario Base y los del formulario específico.</w:t>
       </w:r>
     </w:p>
     <w:p>

--- a/docs/manuales/Guia_Solicitudes.docx
+++ b/docs/manuales/Guia_Solicitudes.docx
@@ -80,7 +80,7 @@
           <w:color w:val="56648F"/>
           <w:sz w:val="21"/>
         </w:rPr>
-        <w:t>Versión 2.0   ·   21/08/2026</w:t>
+        <w:t>Versión 2.1   ·   21/08/2026</w:t>
       </w:r>
     </w:p>
     <w:p/>
@@ -216,7 +216,7 @@
           <w:color w:val="00285A"/>
           <w:sz w:val="23"/>
         </w:rPr>
-        <w:t>Cuenta</w:t>
+        <w:t>Cuenta / Contacto</w:t>
       </w:r>
     </w:p>
     <w:p>
@@ -231,40 +231,7 @@
     </w:p>
     <w:p>
       <w:r>
-        <w:t>Qué ingresar: buscar la cuenta con el buscador inteligente. Es opcional, pero conviene indicarla para que el equipo tenga contexto.</w:t>
-      </w:r>
-    </w:p>
-    <w:p>
-      <w:r>
-        <w:rPr>
-          <w:color w:val="C9D6F0"/>
-        </w:rPr>
-        <w:t>──────────────────────────────────────────────</w:t>
-      </w:r>
-    </w:p>
-    <w:p>
-      <w:r>
-        <w:rPr>
-          <w:b/>
-          <w:color w:val="00285A"/>
-          <w:sz w:val="23"/>
-        </w:rPr>
-        <w:t>Contacto</w:t>
-      </w:r>
-    </w:p>
-    <w:p>
-      <w:r>
-        <w:rPr>
-          <w:b/>
-          <w:color w:val="1C54F4"/>
-          <w:sz w:val="21"/>
-        </w:rPr>
-        <w:t>Qué ingresar:</w:t>
-      </w:r>
-    </w:p>
-    <w:p>
-      <w:r>
-        <w:t>Qué ingresar: buscar la persona de contacto. Si se elige un contacto que ya tiene cuenta, la cuenta se completa sola.</w:t>
+        <w:t>Qué ingresar: al menos uno de los dos. Se puede indicar solo la Cuenta, solo el Contacto (útil para particulares que todavía no tienen cuenta) o ambos. Si se elige un contacto que ya tiene cuenta, la cuenta se completa sola. Si no se carga ninguno, el sistema avisa: 'Debés indicar una Cuenta o un Contacto' y no deja continuar. Estos datos se cargan una sola vez: el formulario específico no los vuelve a pedir.</w:t>
       </w:r>
     </w:p>
     <w:p>

--- a/docs/manuales/Guia_Solicitudes.docx
+++ b/docs/manuales/Guia_Solicitudes.docx
@@ -80,7 +80,7 @@
           <w:color w:val="56648F"/>
           <w:sz w:val="21"/>
         </w:rPr>
-        <w:t>Versión 2.1   ·   21/08/2026</w:t>
+        <w:t>Versión 2.2   ·   21/08/2026</w:t>
       </w:r>
     </w:p>
     <w:p/>
@@ -546,6 +546,39 @@
           <w:color w:val="00285A"/>
           <w:sz w:val="23"/>
         </w:rPr>
+        <w:t>Ubicación en Google Maps</w:t>
+      </w:r>
+    </w:p>
+    <w:p>
+      <w:r>
+        <w:rPr>
+          <w:b/>
+          <w:color w:val="1C54F4"/>
+          <w:sz w:val="21"/>
+        </w:rPr>
+        <w:t>Qué ingresar:</w:t>
+      </w:r>
+    </w:p>
+    <w:p>
+      <w:r>
+        <w:t>No hay que cargarla: al seleccionar el inmueble, Nexus arma sola la ubicación y muestra el enlace 'Ver ubicación en Google Maps', que abre el mapa en una pestaña nueva. Si se cambia el inmueble, la ubicación se actualiza. Si el inmueble no tiene una dirección completa, se avisa y no se genera un enlace incorrecto.</w:t>
+      </w:r>
+    </w:p>
+    <w:p>
+      <w:r>
+        <w:rPr>
+          <w:color w:val="C9D6F0"/>
+        </w:rPr>
+        <w:t>──────────────────────────────────────────────</w:t>
+      </w:r>
+    </w:p>
+    <w:p>
+      <w:r>
+        <w:rPr>
+          <w:b/>
+          <w:color w:val="00285A"/>
+          <w:sz w:val="23"/>
+        </w:rPr>
         <w:t>Tipo de transacción</w:t>
       </w:r>
     </w:p>

--- a/docs/manuales/Guia_Solicitudes.docx
+++ b/docs/manuales/Guia_Solicitudes.docx
@@ -80,7 +80,7 @@
           <w:color w:val="56648F"/>
           <w:sz w:val="21"/>
         </w:rPr>
-        <w:t>Versión 2.2   ·   21/08/2026</w:t>
+        <w:t>Versión 3.0   ·   21/08/2026</w:t>
       </w:r>
     </w:p>
     <w:p/>
@@ -462,7 +462,7 @@
     </w:p>
     <w:p>
       <w:r>
-        <w:t>Al continuar se abre el formulario de la actividad elegida, en pasos: 1) Información General, 2) Información Comercial, 3) Contenido, 4) Características, 5) Comentarios y 6) Revisión. Se avanza con 'Siguiente' y se vuelve con 'Atrás' sin perder datos. Cada paso valida sus obligatorios. Los datos ya cargados en el Formulario Base no se vuelven a pedir.</w:t>
+        <w:t>Al continuar se abre el formulario de la actividad elegida, agrupado en dos etapas. FICHA: 1) Información General, 2) Información Comercial, 3) Características. PUBLICACIÓN: 4) Contenido, 5) Documentación y Difusión, 6) Comentarios. Al final hay una pantalla de Revisión. Se avanza con 'Siguiente' y se vuelve con 'Atrás' sin perder datos. Cada paso valida sus obligatorios. Los datos ya cargados en el Formulario Base no se vuelven a pedir.</w:t>
       </w:r>
     </w:p>
     <w:p>
@@ -495,7 +495,238 @@
     </w:p>
     <w:p>
       <w:r>
-        <w:t>En el paso 3 se puede enviar la solicitud solo como Ficha, o seguir completando para pedir también la Publicación.</w:t>
+        <w:t>Con los pasos 1 a 3 completos ya alcanza para pedir la Ficha: el botón 'Generar solicitud de ficha' lleva directo a la Revisión. Si además se necesita la Publicación, continuar con los pasos 4, 5 y 6.</w:t>
+      </w:r>
+    </w:p>
+    <w:p>
+      <w:r>
+        <w:rPr>
+          <w:color w:val="C9D6F0"/>
+        </w:rPr>
+        <w:t>──────────────────────────────────────────────</w:t>
+      </w:r>
+    </w:p>
+    <w:p>
+      <w:r>
+        <w:rPr>
+          <w:b/>
+          <w:color w:val="00285A"/>
+          <w:sz w:val="23"/>
+        </w:rPr>
+        <w:t>Inmueble</w:t>
+      </w:r>
+    </w:p>
+    <w:p>
+      <w:r>
+        <w:rPr>
+          <w:b/>
+          <w:color w:val="1C54F4"/>
+          <w:sz w:val="21"/>
+        </w:rPr>
+        <w:t>Qué ingresar:</w:t>
+      </w:r>
+    </w:p>
+    <w:p>
+      <w:r>
+        <w:t>Qué ingresar: buscar el inmueble. Es obligatorio: sin inmueble no se puede pedir una Ficha ni una Publicación. Si no existe, aparece un aviso con el botón 'Crear inmueble' para darlo de alta en el momento (pide Dirección y Tipo) y queda vinculado.</w:t>
+      </w:r>
+    </w:p>
+    <w:p>
+      <w:r>
+        <w:rPr>
+          <w:color w:val="C9D6F0"/>
+        </w:rPr>
+        <w:t>──────────────────────────────────────────────</w:t>
+      </w:r>
+    </w:p>
+    <w:p>
+      <w:r>
+        <w:rPr>
+          <w:b/>
+          <w:color w:val="00285A"/>
+          <w:sz w:val="23"/>
+        </w:rPr>
+        <w:t>Precio de alquiler y Precio por m²</w:t>
+      </w:r>
+    </w:p>
+    <w:p>
+      <w:r>
+        <w:rPr>
+          <w:b/>
+          <w:color w:val="1C54F4"/>
+          <w:sz w:val="21"/>
+        </w:rPr>
+        <w:t>Qué ingresar:</w:t>
+      </w:r>
+    </w:p>
+    <w:p>
+      <w:r>
+        <w:t>El precio de alquiler es opcional. El precio por m² es obligatorio: sin ese dato no se puede avanzar.</w:t>
+      </w:r>
+    </w:p>
+    <w:p>
+      <w:r>
+        <w:rPr>
+          <w:color w:val="C9D6F0"/>
+        </w:rPr>
+        <w:t>──────────────────────────────────────────────</w:t>
+      </w:r>
+    </w:p>
+    <w:p>
+      <w:r>
+        <w:rPr>
+          <w:b/>
+          <w:color w:val="00285A"/>
+          <w:sz w:val="23"/>
+        </w:rPr>
+        <w:t>Comentarios comerciales</w:t>
+      </w:r>
+    </w:p>
+    <w:p>
+      <w:r>
+        <w:rPr>
+          <w:b/>
+          <w:color w:val="1C54F4"/>
+          <w:sz w:val="21"/>
+        </w:rPr>
+        <w:t>Qué ingresar:</w:t>
+      </w:r>
+    </w:p>
+    <w:p>
+      <w:r>
+        <w:t>Qué ingresar: opcional. Cualquier información comercial adicional para el equipo.</w:t>
+      </w:r>
+    </w:p>
+    <w:p>
+      <w:r>
+        <w:rPr>
+          <w:color w:val="C9D6F0"/>
+        </w:rPr>
+        <w:t>──────────────────────────────────────────────</w:t>
+      </w:r>
+    </w:p>
+    <w:p>
+      <w:r>
+        <w:rPr>
+          <w:b/>
+          <w:color w:val="00285A"/>
+          <w:sz w:val="23"/>
+        </w:rPr>
+        <w:t>Superficies</w:t>
+      </w:r>
+    </w:p>
+    <w:p>
+      <w:r>
+        <w:rPr>
+          <w:b/>
+          <w:color w:val="1C54F4"/>
+          <w:sz w:val="21"/>
+        </w:rPr>
+        <w:t>Qué ingresar:</w:t>
+      </w:r>
+    </w:p>
+    <w:p>
+      <w:r>
+        <w:t>Superficie total incluye cubierta, descubierta y semicubierta. También se puede cargar la superficie cubierta y la superficie propia. La total debe ser mayor o igual a la cubierta.</w:t>
+      </w:r>
+    </w:p>
+    <w:p>
+      <w:r>
+        <w:rPr>
+          <w:color w:val="C9D6F0"/>
+        </w:rPr>
+        <w:t>──────────────────────────────────────────────</w:t>
+      </w:r>
+    </w:p>
+    <w:p>
+      <w:r>
+        <w:rPr>
+          <w:b/>
+          <w:color w:val="00285A"/>
+          <w:sz w:val="23"/>
+        </w:rPr>
+        <w:t>Baños</w:t>
+      </w:r>
+    </w:p>
+    <w:p>
+      <w:r>
+        <w:rPr>
+          <w:b/>
+          <w:color w:val="1C54F4"/>
+          <w:sz w:val="21"/>
+        </w:rPr>
+        <w:t>Qué ingresar:</w:t>
+      </w:r>
+    </w:p>
+    <w:p>
+      <w:r>
+        <w:t>Qué ingresar: la cantidad de inodoros.</w:t>
+      </w:r>
+    </w:p>
+    <w:p>
+      <w:r>
+        <w:rPr>
+          <w:color w:val="C9D6F0"/>
+        </w:rPr>
+        <w:t>──────────────────────────────────────────────</w:t>
+      </w:r>
+    </w:p>
+    <w:p>
+      <w:r>
+        <w:rPr>
+          <w:b/>
+          <w:color w:val="00285A"/>
+          <w:sz w:val="23"/>
+        </w:rPr>
+        <w:t>Características del equipo</w:t>
+      </w:r>
+    </w:p>
+    <w:p>
+      <w:r>
+        <w:rPr>
+          <w:b/>
+          <w:color w:val="1C54F4"/>
+          <w:sz w:val="21"/>
+        </w:rPr>
+        <w:t>Qué ingresar:</w:t>
+      </w:r>
+    </w:p>
+    <w:p>
+      <w:r>
+        <w:t>Se completa solo con los amenities del edificio al elegir el inmueble, y se puede editar libremente para corregir o completar la información. Es obligatorio.</w:t>
+      </w:r>
+    </w:p>
+    <w:p>
+      <w:r>
+        <w:rPr>
+          <w:color w:val="C9D6F0"/>
+        </w:rPr>
+        <w:t>──────────────────────────────────────────────</w:t>
+      </w:r>
+    </w:p>
+    <w:p>
+      <w:r>
+        <w:rPr>
+          <w:b/>
+          <w:color w:val="00285A"/>
+          <w:sz w:val="23"/>
+        </w:rPr>
+        <w:t>Especificaciones de la oficina</w:t>
+      </w:r>
+    </w:p>
+    <w:p>
+      <w:r>
+        <w:rPr>
+          <w:b/>
+          <w:color w:val="1C54F4"/>
+          <w:sz w:val="21"/>
+        </w:rPr>
+        <w:t>Qué ingresar:</w:t>
+      </w:r>
+    </w:p>
+    <w:p>
+      <w:r>
+        <w:t>Qué ingresar: opcional. Características propias de la unidad: distribución interna, estado, equipamiento específico u observaciones. No mezclar con las características del edificio.</w:t>
       </w:r>
     </w:p>
     <w:p>

--- a/docs/manuales/Guia_Solicitudes.docx
+++ b/docs/manuales/Guia_Solicitudes.docx
@@ -80,7 +80,7 @@
           <w:color w:val="56648F"/>
           <w:sz w:val="21"/>
         </w:rPr>
-        <w:t>Versión 3.0   ·   21/08/2026</w:t>
+        <w:t>Versión 3.1   ·   21/08/2026</w:t>
       </w:r>
     </w:p>
     <w:p/>
@@ -165,7 +165,7 @@
     </w:p>
     <w:p>
       <w:r>
-        <w:t>Qué ingresar: elegir la actividad de Marketing &amp; Research que se necesita (por ejemplo, Ficha y Publicaciones – Oficinas). Arranca en 'Seleccionar' y define a qué formulario específico se continúa.</w:t>
+        <w:t>Qué ingresar: elegir la actividad de Marketing &amp; Research que se necesita. 'Ficha y Publicación' es una sola actividad: dentro del formulario está marcado hasta dónde completar según se necesite solo la Ficha o también la Publicación. Arranca en 'Seleccionar' y define a qué formulario específico se continúa.</w:t>
       </w:r>
     </w:p>
     <w:p>

--- a/docs/manuales/Guia_Solicitudes.docx
+++ b/docs/manuales/Guia_Solicitudes.docx
@@ -80,7 +80,7 @@
           <w:color w:val="56648F"/>
           <w:sz w:val="21"/>
         </w:rPr>
-        <w:t>Versión 3.1   ·   21/08/2026</w:t>
+        <w:t>Versión 3.2   ·   21/08/2026</w:t>
       </w:r>
     </w:p>
     <w:p/>
@@ -678,7 +678,7 @@
           <w:color w:val="00285A"/>
           <w:sz w:val="23"/>
         </w:rPr>
-        <w:t>Características del equipo</w:t>
+        <w:t>Características del edificio</w:t>
       </w:r>
     </w:p>
     <w:p>

--- a/docs/manuales/Guia_Solicitudes.docx
+++ b/docs/manuales/Guia_Solicitudes.docx
@@ -80,7 +80,7 @@
           <w:color w:val="56648F"/>
           <w:sz w:val="21"/>
         </w:rPr>
-        <w:t>Versión 3.2   ·   21/08/2026</w:t>
+        <w:t>Versión 3.3   ·   21/08/2026</w:t>
       </w:r>
     </w:p>
     <w:p/>
@@ -462,7 +462,7 @@
     </w:p>
     <w:p>
       <w:r>
-        <w:t>Al continuar se abre el formulario de la actividad elegida, agrupado en dos etapas. FICHA: 1) Información General, 2) Información Comercial, 3) Características. PUBLICACIÓN: 4) Contenido, 5) Documentación y Difusión, 6) Comentarios. Al final hay una pantalla de Revisión. Se avanza con 'Siguiente' y se vuelve con 'Atrás' sin perder datos. Cada paso valida sus obligatorios. Los datos ya cargados en el Formulario Base no se vuelven a pedir.</w:t>
+        <w:t>Al continuar se abre el formulario de la actividad elegida, agrupado en dos etapas. FICHA: 1) Información General, 2) Información Comercial, 3) Contenido. PUBLICACIÓN: 4) Características, 5) Documentación y Difusión, 6) Comentarios. Al final hay una pantalla de Revisión. Se avanza con 'Siguiente' y se vuelve con 'Atrás' sin perder datos. Cada paso valida sus obligatorios. Los datos ya cargados en el Formulario Base no se vuelven a pedir.</w:t>
       </w:r>
     </w:p>
     <w:p>

--- a/docs/manuales/Guia_Solicitudes.docx
+++ b/docs/manuales/Guia_Solicitudes.docx
@@ -80,7 +80,7 @@
           <w:color w:val="56648F"/>
           <w:sz w:val="21"/>
         </w:rPr>
-        <w:t>Versión 3.3   ·   21/08/2026</w:t>
+        <w:t>Versión 4.0   ·   21/08/2026</w:t>
       </w:r>
     </w:p>
     <w:p/>
@@ -462,7 +462,7 @@
     </w:p>
     <w:p>
       <w:r>
-        <w:t>Al continuar se abre el formulario de la actividad elegida, agrupado en dos etapas. FICHA: 1) Información General, 2) Información Comercial, 3) Contenido. PUBLICACIÓN: 4) Características, 5) Documentación y Difusión, 6) Comentarios. Al final hay una pantalla de Revisión. Se avanza con 'Siguiente' y se vuelve con 'Atrás' sin perder datos. Cada paso valida sus obligatorios. Los datos ya cargados en el Formulario Base no se vuelven a pedir.</w:t>
+        <w:t>Al continuar se abre el formulario de la actividad elegida, agrupado en dos etapas. FICHA: 1) Información General, 2) Información Comercial, 3) Contenido. PUBLICACIÓN: 4) Características, 5) Documentación y Difusión, 6) Comentarios. Al final hay una pantalla de Revisión. Se avanza con 'Siguiente' y se vuelve con 'Atrás' sin perder datos. Los datos ya cargados en el Formulario Base no se vuelven a pedir.</w:t>
       </w:r>
     </w:p>
     <w:p>
@@ -513,7 +513,7 @@
           <w:color w:val="00285A"/>
           <w:sz w:val="23"/>
         </w:rPr>
-        <w:t>Inmueble</w:t>
+        <w:t>Fecha de entrega</w:t>
       </w:r>
     </w:p>
     <w:p>
@@ -528,7 +528,7 @@
     </w:p>
     <w:p>
       <w:r>
-        <w:t>Qué ingresar: buscar el inmueble. Es obligatorio: sin inmueble no se puede pedir una Ficha ni una Publicación. Si no existe, aparece un aviso con el botón 'Crear inmueble' para darlo de alta en el momento (pide Dirección y Tipo) y queda vinculado.</w:t>
+        <w:t>Qué ingresar: la fecha comprometida de entrega. Es el primer campo del formulario.</w:t>
       </w:r>
     </w:p>
     <w:p>
@@ -546,7 +546,7 @@
           <w:color w:val="00285A"/>
           <w:sz w:val="23"/>
         </w:rPr>
-        <w:t>Precio de alquiler y Precio por m²</w:t>
+        <w:t>Inmueble asociado</w:t>
       </w:r>
     </w:p>
     <w:p>
@@ -561,7 +561,7 @@
     </w:p>
     <w:p>
       <w:r>
-        <w:t>El precio de alquiler es opcional. El precio por m² es obligatorio: sin ese dato no se puede avanzar.</w:t>
+        <w:t>Qué ingresar: buscar el inmueble. Es obligatorio: sin inmueble no se puede pedir una Ficha ni una Publicación. Si no existe, aparece un aviso con el botón 'Crear inmueble' para darlo de alta en el momento y queda vinculado.</w:t>
       </w:r>
     </w:p>
     <w:p>
@@ -579,7 +579,7 @@
           <w:color w:val="00285A"/>
           <w:sz w:val="23"/>
         </w:rPr>
-        <w:t>Comentarios comerciales</w:t>
+        <w:t>Dirección y Ubicación en Google Maps</w:t>
       </w:r>
     </w:p>
     <w:p>
@@ -594,7 +594,370 @@
     </w:p>
     <w:p>
       <w:r>
-        <w:t>Qué ingresar: opcional. Cualquier información comercial adicional para el equipo.</w:t>
+        <w:t>No hay que cargarlas: se completan solas con los datos del inmueble y el enlace 'Ver ubicación en Google Maps' abre el mapa en una pestaña nueva. Si se cambia el inmueble, se actualizan.</w:t>
+      </w:r>
+    </w:p>
+    <w:p>
+      <w:r>
+        <w:rPr>
+          <w:color w:val="C9D6F0"/>
+        </w:rPr>
+        <w:t>──────────────────────────────────────────────</w:t>
+      </w:r>
+    </w:p>
+    <w:p>
+      <w:r>
+        <w:rPr>
+          <w:b/>
+          <w:color w:val="00285A"/>
+          <w:sz w:val="23"/>
+        </w:rPr>
+        <w:t>Título</w:t>
+      </w:r>
+    </w:p>
+    <w:p>
+      <w:r>
+        <w:rPr>
+          <w:b/>
+          <w:color w:val="1C54F4"/>
+          <w:sz w:val="21"/>
+        </w:rPr>
+        <w:t>Qué ingresar:</w:t>
+      </w:r>
+    </w:p>
+    <w:p>
+      <w:r>
+        <w:t>Se propone solo como 'Nombre del edificio — Dirección' y se puede editar. Si se edita a mano, un cambio de inmueble ya no lo pisa.</w:t>
+      </w:r>
+    </w:p>
+    <w:p>
+      <w:r>
+        <w:rPr>
+          <w:color w:val="C9D6F0"/>
+        </w:rPr>
+        <w:t>──────────────────────────────────────────────</w:t>
+      </w:r>
+    </w:p>
+    <w:p>
+      <w:r>
+        <w:rPr>
+          <w:b/>
+          <w:color w:val="00285A"/>
+          <w:sz w:val="23"/>
+        </w:rPr>
+        <w:t>Subtítulo</w:t>
+      </w:r>
+    </w:p>
+    <w:p>
+      <w:r>
+        <w:rPr>
+          <w:b/>
+          <w:color w:val="1C54F4"/>
+          <w:sz w:val="21"/>
+        </w:rPr>
+        <w:t>Qué ingresar:</w:t>
+      </w:r>
+    </w:p>
+    <w:p>
+      <w:r>
+        <w:t>Sugerencia comercial breve (por ejemplo, 'Alquiler de oficinas en Catalinas'), editable, con un máximo de 80 caracteres y contador a la vista.</w:t>
+      </w:r>
+    </w:p>
+    <w:p>
+      <w:r>
+        <w:rPr>
+          <w:color w:val="C9D6F0"/>
+        </w:rPr>
+        <w:t>──────────────────────────────────────────────</w:t>
+      </w:r>
+    </w:p>
+    <w:p>
+      <w:r>
+        <w:rPr>
+          <w:b/>
+          <w:color w:val="00285A"/>
+          <w:sz w:val="23"/>
+        </w:rPr>
+        <w:t>Cuerpo</w:t>
+      </w:r>
+    </w:p>
+    <w:p>
+      <w:r>
+        <w:rPr>
+          <w:b/>
+          <w:color w:val="1C54F4"/>
+          <w:sz w:val="21"/>
+        </w:rPr>
+        <w:t>Qué ingresar:</w:t>
+      </w:r>
+    </w:p>
+    <w:p>
+      <w:r>
+        <w:t>Descripción del entorno y del complejo. Se completa con la descripción del inmueble cuando existe y se puede editar; si el inmueble no tiene descripción, queda vacío para escribirla. Editarlo acá no modifica la ficha del inmueble.</w:t>
+      </w:r>
+    </w:p>
+    <w:p>
+      <w:r>
+        <w:rPr>
+          <w:color w:val="C9D6F0"/>
+        </w:rPr>
+        <w:t>──────────────────────────────────────────────</w:t>
+      </w:r>
+    </w:p>
+    <w:p>
+      <w:r>
+        <w:rPr>
+          <w:b/>
+          <w:color w:val="00285A"/>
+          <w:sz w:val="23"/>
+        </w:rPr>
+        <w:t>Características del edificio</w:t>
+      </w:r>
+    </w:p>
+    <w:p>
+      <w:r>
+        <w:rPr>
+          <w:b/>
+          <w:color w:val="1C54F4"/>
+          <w:sz w:val="21"/>
+        </w:rPr>
+        <w:t>Qué ingresar:</w:t>
+      </w:r>
+    </w:p>
+    <w:p>
+      <w:r>
+        <w:t>Se completa con los amenities del edificio y se puede editar libremente. Es obligatorio. Editarlo acá no modifica la ficha del inmueble.</w:t>
+      </w:r>
+    </w:p>
+    <w:p>
+      <w:r>
+        <w:rPr>
+          <w:color w:val="C9D6F0"/>
+        </w:rPr>
+        <w:t>──────────────────────────────────────────────</w:t>
+      </w:r>
+    </w:p>
+    <w:p>
+      <w:r>
+        <w:rPr>
+          <w:b/>
+          <w:color w:val="00285A"/>
+          <w:sz w:val="23"/>
+        </w:rPr>
+        <w:t>Información de la oficina</w:t>
+      </w:r>
+    </w:p>
+    <w:p>
+      <w:r>
+        <w:rPr>
+          <w:b/>
+          <w:color w:val="1C54F4"/>
+          <w:sz w:val="21"/>
+        </w:rPr>
+        <w:t>Qué ingresar:</w:t>
+      </w:r>
+    </w:p>
+    <w:p>
+      <w:r>
+        <w:t>Qué ingresar: opcional. Distribución, estado, particularidades o equipamiento propios de la unidad. No mezclar con las características del edificio.</w:t>
+      </w:r>
+    </w:p>
+    <w:p>
+      <w:r>
+        <w:rPr>
+          <w:color w:val="C9D6F0"/>
+        </w:rPr>
+        <w:t>──────────────────────────────────────────────</w:t>
+      </w:r>
+    </w:p>
+    <w:p>
+      <w:r>
+        <w:rPr>
+          <w:b/>
+          <w:color w:val="00285A"/>
+          <w:sz w:val="23"/>
+        </w:rPr>
+        <w:t>Comentarios (Información General)</w:t>
+      </w:r>
+    </w:p>
+    <w:p>
+      <w:r>
+        <w:rPr>
+          <w:b/>
+          <w:color w:val="1C54F4"/>
+          <w:sz w:val="21"/>
+        </w:rPr>
+        <w:t>Qué ingresar:</w:t>
+      </w:r>
+    </w:p>
+    <w:p>
+      <w:r>
+        <w:t>Qué ingresar: opcional. Cualquier aclaración adicional para Marketing &amp; Research.</w:t>
+      </w:r>
+    </w:p>
+    <w:p>
+      <w:r>
+        <w:rPr>
+          <w:color w:val="C9D6F0"/>
+        </w:rPr>
+        <w:t>──────────────────────────────────────────────</w:t>
+      </w:r>
+    </w:p>
+    <w:p>
+      <w:r>
+        <w:rPr>
+          <w:b/>
+          <w:color w:val="00285A"/>
+          <w:sz w:val="23"/>
+        </w:rPr>
+        <w:t>Tipo de operación</w:t>
+      </w:r>
+    </w:p>
+    <w:p>
+      <w:r>
+        <w:rPr>
+          <w:b/>
+          <w:color w:val="1C54F4"/>
+          <w:sz w:val="21"/>
+        </w:rPr>
+        <w:t>Qué ingresar:</w:t>
+      </w:r>
+    </w:p>
+    <w:p>
+      <w:r>
+        <w:t>Qué ingresar: Alquiler, Venta o Alquiler y Venta.</w:t>
+      </w:r>
+    </w:p>
+    <w:p>
+      <w:r>
+        <w:rPr>
+          <w:color w:val="C9D6F0"/>
+        </w:rPr>
+        <w:t>──────────────────────────────────────────────</w:t>
+      </w:r>
+    </w:p>
+    <w:p>
+      <w:r>
+        <w:rPr>
+          <w:b/>
+          <w:color w:val="00285A"/>
+          <w:sz w:val="23"/>
+        </w:rPr>
+        <w:t>Precio total y Precio por m²</w:t>
+      </w:r>
+    </w:p>
+    <w:p>
+      <w:r>
+        <w:rPr>
+          <w:b/>
+          <w:color w:val="1C54F4"/>
+          <w:sz w:val="21"/>
+        </w:rPr>
+        <w:t>Qué ingresar:</w:t>
+      </w:r>
+    </w:p>
+    <w:p>
+      <w:r>
+        <w:t>El precio total es opcional. El precio por m² es obligatorio: sin ese dato no se puede avanzar.</w:t>
+      </w:r>
+    </w:p>
+    <w:p>
+      <w:r>
+        <w:rPr>
+          <w:color w:val="C9D6F0"/>
+        </w:rPr>
+        <w:t>──────────────────────────────────────────────</w:t>
+      </w:r>
+    </w:p>
+    <w:p>
+      <w:r>
+        <w:rPr>
+          <w:b/>
+          <w:color w:val="00285A"/>
+          <w:sz w:val="23"/>
+        </w:rPr>
+        <w:t>Disponibilidad</w:t>
+      </w:r>
+    </w:p>
+    <w:p>
+      <w:r>
+        <w:rPr>
+          <w:b/>
+          <w:color w:val="1C54F4"/>
+          <w:sz w:val="21"/>
+        </w:rPr>
+        <w:t>Qué ingresar:</w:t>
+      </w:r>
+    </w:p>
+    <w:p>
+      <w:r>
+        <w:t>Agregar una fila por piso que se quiera incluir en la Ficha, indicando Piso, m² y Cocheras. Se pueden agregar y quitar filas.</w:t>
+      </w:r>
+    </w:p>
+    <w:p>
+      <w:r>
+        <w:rPr>
+          <w:color w:val="C9D6F0"/>
+        </w:rPr>
+        <w:t>──────────────────────────────────────────────</w:t>
+      </w:r>
+    </w:p>
+    <w:p>
+      <w:r>
+        <w:rPr>
+          <w:b/>
+          <w:color w:val="00285A"/>
+          <w:sz w:val="23"/>
+        </w:rPr>
+        <w:t>Mínimo divisible</w:t>
+      </w:r>
+    </w:p>
+    <w:p>
+      <w:r>
+        <w:rPr>
+          <w:b/>
+          <w:color w:val="1C54F4"/>
+          <w:sz w:val="21"/>
+        </w:rPr>
+        <w:t>Qué ingresar:</w:t>
+      </w:r>
+    </w:p>
+    <w:p>
+      <w:r>
+        <w:t>Se completa con el dato del inmueble cuando está cargado; si no, se completa a mano. Siempre editable.</w:t>
+      </w:r>
+    </w:p>
+    <w:p>
+      <w:r>
+        <w:rPr>
+          <w:color w:val="C9D6F0"/>
+        </w:rPr>
+        <w:t>──────────────────────────────────────────────</w:t>
+      </w:r>
+    </w:p>
+    <w:p>
+      <w:r>
+        <w:rPr>
+          <w:b/>
+          <w:color w:val="00285A"/>
+          <w:sz w:val="23"/>
+        </w:rPr>
+        <w:t>Resumen de disponibilidad</w:t>
+      </w:r>
+    </w:p>
+    <w:p>
+      <w:r>
+        <w:rPr>
+          <w:b/>
+          <w:color w:val="1C54F4"/>
+          <w:sz w:val="21"/>
+        </w:rPr>
+        <w:t>Qué ingresar:</w:t>
+      </w:r>
+    </w:p>
+    <w:p>
+      <w:r>
+        <w:t>Qué ingresar: el rango de m² que se quiere mostrar en la Ficha. Ej.: 300 - 1.000 m².</w:t>
       </w:r>
     </w:p>
     <w:p>
@@ -627,7 +990,7 @@
     </w:p>
     <w:p>
       <w:r>
-        <w:t>Superficie total incluye cubierta, descubierta y semicubierta. También se puede cargar la superficie cubierta y la superficie propia. La total debe ser mayor o igual a la cubierta.</w:t>
+        <w:t>Superficie total incluye cubierta, descubierta y semicubierta. También se cargan la cubierta y la propia. La total debe ser mayor o igual a la cubierta.</w:t>
       </w:r>
     </w:p>
     <w:p>
@@ -678,7 +1041,7 @@
           <w:color w:val="00285A"/>
           <w:sz w:val="23"/>
         </w:rPr>
-        <w:t>Características del edificio</w:t>
+        <w:t>Link para multimedia</w:t>
       </w:r>
     </w:p>
     <w:p>
@@ -693,7 +1056,7 @@
     </w:p>
     <w:p>
       <w:r>
-        <w:t>Se completa solo con los amenities del edificio al elegir el inmueble, y se puede editar libremente para corregir o completar la información. Es obligatorio.</w:t>
+        <w:t>Qué ingresar: obligatorio. El link al material multimedia (fotos, video, tour virtual). Tiene que ser una dirección web válida (empieza con http:// o https://).</w:t>
       </w:r>
     </w:p>
     <w:p>
@@ -711,7 +1074,7 @@
           <w:color w:val="00285A"/>
           <w:sz w:val="23"/>
         </w:rPr>
-        <w:t>Especificaciones de la oficina</w:t>
+        <w:t>Plano</w:t>
       </w:r>
     </w:p>
     <w:p>
@@ -726,205 +1089,7 @@
     </w:p>
     <w:p>
       <w:r>
-        <w:t>Qué ingresar: opcional. Características propias de la unidad: distribución interna, estado, equipamiento específico u observaciones. No mezclar con las características del edificio.</w:t>
-      </w:r>
-    </w:p>
-    <w:p>
-      <w:r>
-        <w:rPr>
-          <w:color w:val="C9D6F0"/>
-        </w:rPr>
-        <w:t>──────────────────────────────────────────────</w:t>
-      </w:r>
-    </w:p>
-    <w:p>
-      <w:r>
-        <w:rPr>
-          <w:b/>
-          <w:color w:val="00285A"/>
-          <w:sz w:val="23"/>
-        </w:rPr>
-        <w:t>Cuenta / Propietario / Inmueble</w:t>
-      </w:r>
-    </w:p>
-    <w:p>
-      <w:r>
-        <w:rPr>
-          <w:b/>
-          <w:color w:val="1C54F4"/>
-          <w:sz w:val="21"/>
-        </w:rPr>
-        <w:t>Qué ingresar:</w:t>
-      </w:r>
-    </w:p>
-    <w:p>
-      <w:r>
-        <w:t>El propietario se asocia siempre a un Contacto de Nexus; si no existe se lo puede crear en el momento. Lo mismo con el inmueble ('+ Crear nuevo inmueble', pide Dirección y Tipo).</w:t>
-      </w:r>
-    </w:p>
-    <w:p>
-      <w:r>
-        <w:rPr>
-          <w:color w:val="C9D6F0"/>
-        </w:rPr>
-        <w:t>──────────────────────────────────────────────</w:t>
-      </w:r>
-    </w:p>
-    <w:p>
-      <w:r>
-        <w:rPr>
-          <w:b/>
-          <w:color w:val="00285A"/>
-          <w:sz w:val="23"/>
-        </w:rPr>
-        <w:t>Ubicación en Google Maps</w:t>
-      </w:r>
-    </w:p>
-    <w:p>
-      <w:r>
-        <w:rPr>
-          <w:b/>
-          <w:color w:val="1C54F4"/>
-          <w:sz w:val="21"/>
-        </w:rPr>
-        <w:t>Qué ingresar:</w:t>
-      </w:r>
-    </w:p>
-    <w:p>
-      <w:r>
-        <w:t>No hay que cargarla: al seleccionar el inmueble, Nexus arma sola la ubicación y muestra el enlace 'Ver ubicación en Google Maps', que abre el mapa en una pestaña nueva. Si se cambia el inmueble, la ubicación se actualiza. Si el inmueble no tiene una dirección completa, se avisa y no se genera un enlace incorrecto.</w:t>
-      </w:r>
-    </w:p>
-    <w:p>
-      <w:r>
-        <w:rPr>
-          <w:color w:val="C9D6F0"/>
-        </w:rPr>
-        <w:t>──────────────────────────────────────────────</w:t>
-      </w:r>
-    </w:p>
-    <w:p>
-      <w:r>
-        <w:rPr>
-          <w:b/>
-          <w:color w:val="00285A"/>
-          <w:sz w:val="23"/>
-        </w:rPr>
-        <w:t>Tipo de transacción</w:t>
-      </w:r>
-    </w:p>
-    <w:p>
-      <w:r>
-        <w:rPr>
-          <w:b/>
-          <w:color w:val="1C54F4"/>
-          <w:sz w:val="21"/>
-        </w:rPr>
-        <w:t>Qué ingresar:</w:t>
-      </w:r>
-    </w:p>
-    <w:p>
-      <w:r>
-        <w:t>Qué ingresar: Alquiler, Venta o Ambas. Según lo elegido aparecen solo los precios que correspondan.</w:t>
-      </w:r>
-    </w:p>
-    <w:p>
-      <w:r>
-        <w:rPr>
-          <w:color w:val="C9D6F0"/>
-        </w:rPr>
-        <w:t>──────────────────────────────────────────────</w:t>
-      </w:r>
-    </w:p>
-    <w:p>
-      <w:r>
-        <w:rPr>
-          <w:b/>
-          <w:color w:val="00285A"/>
-          <w:sz w:val="23"/>
-        </w:rPr>
-        <w:t>Superficies</w:t>
-      </w:r>
-    </w:p>
-    <w:p>
-      <w:r>
-        <w:rPr>
-          <w:b/>
-          <w:color w:val="1C54F4"/>
-          <w:sz w:val="21"/>
-        </w:rPr>
-        <w:t>Qué ingresar:</w:t>
-      </w:r>
-    </w:p>
-    <w:p>
-      <w:r>
-        <w:t>La Superficie Total debe ser mayor o igual a la Superficie Cubierta. No se admiten valores negativos ni total en cero.</w:t>
-      </w:r>
-    </w:p>
-    <w:p>
-      <w:r>
-        <w:rPr>
-          <w:color w:val="C9D6F0"/>
-        </w:rPr>
-        <w:t>──────────────────────────────────────────────</w:t>
-      </w:r>
-    </w:p>
-    <w:p>
-      <w:r>
-        <w:rPr>
-          <w:b/>
-          <w:color w:val="00285A"/>
-          <w:sz w:val="23"/>
-        </w:rPr>
-        <w:t>Equipamiento y Servicios</w:t>
-      </w:r>
-    </w:p>
-    <w:p>
-      <w:r>
-        <w:rPr>
-          <w:b/>
-          <w:color w:val="1C54F4"/>
-          <w:sz w:val="21"/>
-        </w:rPr>
-        <w:t>Qué ingresar:</w:t>
-      </w:r>
-    </w:p>
-    <w:p>
-      <w:r>
-        <w:t>Para cada servicio (aire acondicionado, ascensor, seguridad, etc.) marcar Sí o No. Debajo, 'Especificaciones de los equipos' permite detallar lo que no se resuelve con Sí/No.</w:t>
-      </w:r>
-    </w:p>
-    <w:p>
-      <w:r>
-        <w:rPr>
-          <w:color w:val="C9D6F0"/>
-        </w:rPr>
-        <w:t>──────────────────────────────────────────────</w:t>
-      </w:r>
-    </w:p>
-    <w:p>
-      <w:r>
-        <w:rPr>
-          <w:b/>
-          <w:color w:val="00285A"/>
-          <w:sz w:val="23"/>
-        </w:rPr>
-        <w:t>Descripción, Documentación y Acciones de Marketing</w:t>
-      </w:r>
-    </w:p>
-    <w:p>
-      <w:r>
-        <w:rPr>
-          <w:b/>
-          <w:color w:val="1C54F4"/>
-          <w:sz w:val="21"/>
-        </w:rPr>
-        <w:t>Qué ingresar:</w:t>
-      </w:r>
-    </w:p>
-    <w:p>
-      <w:r>
-        <w:t>Describir el edificio y el entorno, adjuntar los materiales indicando su tipo (fotos, planos, brochure, video, tour virtual, render u otro) y elegir las acciones de marketing necesarias.</w:t>
+        <w:t>Qué ingresar: opcional. Pegar el link del plano o adjuntar el archivo.</w:t>
       </w:r>
     </w:p>
     <w:p>

--- a/docs/manuales/Guia_Solicitudes.docx
+++ b/docs/manuales/Guia_Solicitudes.docx
@@ -80,7 +80,7 @@
           <w:color w:val="56648F"/>
           <w:sz w:val="21"/>
         </w:rPr>
-        <w:t>Versión 4.0   ·   21/08/2026</w:t>
+        <w:t>Versión 4.1   ·   21/08/2026</w:t>
       </w:r>
     </w:p>
     <w:p/>
@@ -843,7 +843,7 @@
           <w:color w:val="00285A"/>
           <w:sz w:val="23"/>
         </w:rPr>
-        <w:t>Precio total y Precio por m²</w:t>
+        <w:t>Precios</w:t>
       </w:r>
     </w:p>
     <w:p>
@@ -858,7 +858,7 @@
     </w:p>
     <w:p>
       <w:r>
-        <w:t>El precio total es opcional. El precio por m² es obligatorio: sin ese dato no se puede avanzar.</w:t>
+        <w:t>Los precios que se piden dependen del tipo de operación. Con Alquiler aparecen el precio total de alquiler y el precio por m² de alquiler; con Venta, los de venta; y con 'Alquiler y Venta' se abren los dos juegos de campos. En todos los casos el precio total es opcional y el precio por m² es obligatorio.</w:t>
       </w:r>
     </w:p>
     <w:p>
@@ -891,7 +891,7 @@
     </w:p>
     <w:p>
       <w:r>
-        <w:t>Agregar una fila por piso que se quiera incluir en la Ficha, indicando Piso, m² y Cocheras. Se pueden agregar y quitar filas.</w:t>
+        <w:t>Agregar una fila por piso que se quiera incluir en la Ficha, indicando Piso, m² y Cocheras. Se pueden agregar y quitar filas. Este detalle reemplaza al texto de especificación de pisos: no hay que cargarlo dos veces.</w:t>
       </w:r>
     </w:p>
     <w:p>

--- a/docs/manuales/Guia_Solicitudes.docx
+++ b/docs/manuales/Guia_Solicitudes.docx
@@ -80,7 +80,7 @@
           <w:color w:val="56648F"/>
           <w:sz w:val="21"/>
         </w:rPr>
-        <w:t>Versión 4.1   ·   21/08/2026</w:t>
+        <w:t>Versión 4.2   ·   21/08/2026</w:t>
       </w:r>
     </w:p>
     <w:p/>
@@ -462,7 +462,7 @@
     </w:p>
     <w:p>
       <w:r>
-        <w:t>Al continuar se abre el formulario de la actividad elegida, agrupado en dos etapas. FICHA: 1) Información General, 2) Información Comercial, 3) Contenido. PUBLICACIÓN: 4) Características, 5) Documentación y Difusión, 6) Comentarios. Al final hay una pantalla de Revisión. Se avanza con 'Siguiente' y se vuelve con 'Atrás' sin perder datos. Los datos ya cargados en el Formulario Base no se vuelven a pedir.</w:t>
+        <w:t>Al continuar se abre el formulario de la actividad elegida, agrupado en dos etapas. FICHA: 1) Información General, 2) Información Comercial, 3) Contenido. PUBLICACIÓN: 4) Características, 5) Comentarios. Al final hay una pantalla de Revisión. Se avanza con 'Siguiente' y se vuelve con 'Atrás' sin perder datos. Los datos ya cargados en el Formulario Base no se vuelven a pedir.</w:t>
       </w:r>
     </w:p>
     <w:p>
@@ -495,7 +495,7 @@
     </w:p>
     <w:p>
       <w:r>
-        <w:t>Con los pasos 1 a 3 completos ya alcanza para pedir la Ficha: el botón 'Generar solicitud de ficha' lleva directo a la Revisión. Si además se necesita la Publicación, continuar con los pasos 4, 5 y 6.</w:t>
+        <w:t>Con los pasos 1 a 3 completos ya alcanza para pedir la Ficha: el botón 'Generar solicitud de ficha' lleva directo a la Revisión. Si además se necesita la Publicación, continuar con los pasos 4 y 5.</w:t>
       </w:r>
     </w:p>
     <w:p>
@@ -1107,6 +1107,39 @@
           <w:color w:val="00285A"/>
           <w:sz w:val="23"/>
         </w:rPr>
+        <w:t>Equipamiento y Servicios</w:t>
+      </w:r>
+    </w:p>
+    <w:p>
+      <w:r>
+        <w:rPr>
+          <w:b/>
+          <w:color w:val="1C54F4"/>
+          <w:sz w:val="21"/>
+        </w:rPr>
+        <w:t>Qué ingresar:</w:t>
+      </w:r>
+    </w:p>
+    <w:p>
+      <w:r>
+        <w:t>Es obligatorio: hay que responder Sí o No en cada uno de los servicios de la lista para poder avanzar.</w:t>
+      </w:r>
+    </w:p>
+    <w:p>
+      <w:r>
+        <w:rPr>
+          <w:color w:val="C9D6F0"/>
+        </w:rPr>
+        <w:t>──────────────────────────────────────────────</w:t>
+      </w:r>
+    </w:p>
+    <w:p>
+      <w:r>
+        <w:rPr>
+          <w:b/>
+          <w:color w:val="00285A"/>
+          <w:sz w:val="23"/>
+        </w:rPr>
         <w:t>Estado</w:t>
       </w:r>
     </w:p>

--- a/docs/manuales/Guia_Solicitudes.docx
+++ b/docs/manuales/Guia_Solicitudes.docx
@@ -80,7 +80,7 @@
           <w:color w:val="56648F"/>
           <w:sz w:val="21"/>
         </w:rPr>
-        <w:t>Versión 4.2   ·   21/08/2026</w:t>
+        <w:t>Versión 4.3   ·   21/08/2026</w:t>
       </w:r>
     </w:p>
     <w:p/>
@@ -792,7 +792,7 @@
     </w:p>
     <w:p>
       <w:r>
-        <w:t>Qué ingresar: opcional. Cualquier aclaración adicional para Marketing &amp; Research.</w:t>
+        <w:t>Qué ingresar: opcional. Cualquier aclaración adicional para Marketing &amp; Research. En el paso 5 hay además una caja de comentarios finales, también opcional.</w:t>
       </w:r>
     </w:p>
     <w:p>
@@ -1122,7 +1122,7 @@
     </w:p>
     <w:p>
       <w:r>
-        <w:t>Es obligatorio: hay que responder Sí o No en cada uno de los servicios de la lista para poder avanzar.</w:t>
+        <w:t>Es obligatorio: hay que responder Sí o No en cada uno de los servicios de la lista para poder avanzar. Cada servicio ya respondido se marca en verde con una tilde, así se ve de un vistazo qué falta.</w:t>
       </w:r>
     </w:p>
     <w:p>
